--- a/Hardware/tpn1 hardware/TPN1 Hardware.docx
+++ b/Hardware/tpn1 hardware/TPN1 Hardware.docx
@@ -1410,9 +1410,923 @@
         </w:rPr>
       </w:pPr>
     </w:p>
+    <w:p>
+      <w:pPr>
+        <w:rPr>
+          <w:rFonts w:ascii="Arial" w:hAnsi="Arial" w:cs="Arial"/>
+          <w:sz w:val="24"/>
+          <w:szCs w:val="24"/>
+          <w:lang w:val="es-MX"/>
+        </w:rPr>
+      </w:pPr>
+      <w:r>
+        <w:rPr>
+          <w:rFonts w:ascii="Arial" w:hAnsi="Arial" w:cs="Arial"/>
+          <w:sz w:val="24"/>
+          <w:szCs w:val="24"/>
+          <w:lang w:val="es-MX"/>
+        </w:rPr>
+        <w:br w:type="page"/>
+      </w:r>
+    </w:p>
+    <w:p>
+      <w:pPr>
+        <w:jc w:val="both"/>
+        <w:rPr>
+          <w:rFonts w:ascii="Arial" w:hAnsi="Arial" w:cs="Arial"/>
+          <w:b/>
+          <w:bCs/>
+          <w:color w:val="EE0000"/>
+          <w:sz w:val="24"/>
+          <w:szCs w:val="24"/>
+          <w:lang w:val="es-MX"/>
+        </w:rPr>
+      </w:pPr>
+      <w:r>
+        <w:rPr>
+          <w:rFonts w:ascii="Arial" w:hAnsi="Arial" w:cs="Arial"/>
+          <w:b/>
+          <w:bCs/>
+          <w:color w:val="EE0000"/>
+          <w:sz w:val="24"/>
+          <w:szCs w:val="24"/>
+          <w:lang w:val="es-MX"/>
+        </w:rPr>
+        <w:lastRenderedPageBreak/>
+        <w:t>Gabinete</w:t>
+      </w:r>
+    </w:p>
+    <w:p>
+      <w:pPr>
+        <w:jc w:val="both"/>
+        <w:rPr>
+          <w:rFonts w:ascii="Arial" w:hAnsi="Arial" w:cs="Arial"/>
+          <w:sz w:val="24"/>
+          <w:szCs w:val="24"/>
+          <w:lang w:val="es-MX"/>
+        </w:rPr>
+      </w:pPr>
+      <w:r>
+        <w:rPr>
+          <w:rFonts w:ascii="Arial" w:hAnsi="Arial" w:cs="Arial"/>
+          <w:sz w:val="24"/>
+          <w:szCs w:val="24"/>
+          <w:lang w:val="es-MX"/>
+        </w:rPr>
+        <w:drawing>
+          <wp:inline distT="0" distB="0" distL="0" distR="0" wp14:anchorId="638D0AB9" wp14:editId="23CC4E95">
+            <wp:extent cx="5400040" cy="3794760"/>
+            <wp:effectExtent l="0" t="0" r="0" b="0"/>
+            <wp:docPr id="560570929" name="Imagen 1"/>
+            <wp:cNvGraphicFramePr>
+              <a:graphicFrameLocks xmlns:a="http://schemas.openxmlformats.org/drawingml/2006/main" noChangeAspect="1"/>
+            </wp:cNvGraphicFramePr>
+            <a:graphic xmlns:a="http://schemas.openxmlformats.org/drawingml/2006/main">
+              <a:graphicData uri="http://schemas.openxmlformats.org/drawingml/2006/picture">
+                <pic:pic xmlns:pic="http://schemas.openxmlformats.org/drawingml/2006/picture">
+                  <pic:nvPicPr>
+                    <pic:cNvPr id="560570929" name=""/>
+                    <pic:cNvPicPr/>
+                  </pic:nvPicPr>
+                  <pic:blipFill>
+                    <a:blip r:embed="rId4"/>
+                    <a:stretch>
+                      <a:fillRect/>
+                    </a:stretch>
+                  </pic:blipFill>
+                  <pic:spPr>
+                    <a:xfrm>
+                      <a:off x="0" y="0"/>
+                      <a:ext cx="5400040" cy="3794760"/>
+                    </a:xfrm>
+                    <a:prstGeom prst="rect">
+                      <a:avLst/>
+                    </a:prstGeom>
+                  </pic:spPr>
+                </pic:pic>
+              </a:graphicData>
+            </a:graphic>
+          </wp:inline>
+        </w:drawing>
+      </w:r>
+    </w:p>
+    <w:p>
+      <w:pPr>
+        <w:jc w:val="both"/>
+        <w:rPr>
+          <w:rFonts w:ascii="Arial" w:hAnsi="Arial" w:cs="Arial"/>
+          <w:sz w:val="24"/>
+          <w:szCs w:val="24"/>
+          <w:lang w:val="es-MX"/>
+        </w:rPr>
+      </w:pPr>
+    </w:p>
+    <w:p>
+      <w:pPr>
+        <w:jc w:val="both"/>
+        <w:rPr>
+          <w:rFonts w:ascii="Arial" w:hAnsi="Arial" w:cs="Arial"/>
+          <w:b/>
+          <w:bCs/>
+          <w:color w:val="EE0000"/>
+          <w:sz w:val="24"/>
+          <w:szCs w:val="24"/>
+          <w:lang w:val="es-MX"/>
+        </w:rPr>
+      </w:pPr>
+      <w:r>
+        <w:rPr>
+          <w:rFonts w:ascii="Arial" w:hAnsi="Arial" w:cs="Arial"/>
+          <w:b/>
+          <w:bCs/>
+          <w:color w:val="EE0000"/>
+          <w:sz w:val="24"/>
+          <w:szCs w:val="24"/>
+          <w:lang w:val="es-MX"/>
+        </w:rPr>
+        <w:t>Placa Madre (</w:t>
+      </w:r>
+      <w:proofErr w:type="spellStart"/>
+      <w:r>
+        <w:rPr>
+          <w:rFonts w:ascii="Arial" w:hAnsi="Arial" w:cs="Arial"/>
+          <w:b/>
+          <w:bCs/>
+          <w:color w:val="EE0000"/>
+          <w:sz w:val="24"/>
+          <w:szCs w:val="24"/>
+          <w:lang w:val="es-MX"/>
+        </w:rPr>
+        <w:t>MotherBoard</w:t>
+      </w:r>
+      <w:proofErr w:type="spellEnd"/>
+      <w:r>
+        <w:rPr>
+          <w:rFonts w:ascii="Arial" w:hAnsi="Arial" w:cs="Arial"/>
+          <w:b/>
+          <w:bCs/>
+          <w:color w:val="EE0000"/>
+          <w:sz w:val="24"/>
+          <w:szCs w:val="24"/>
+          <w:lang w:val="es-MX"/>
+        </w:rPr>
+        <w:t>)</w:t>
+      </w:r>
+    </w:p>
+    <w:p>
+      <w:pPr>
+        <w:jc w:val="both"/>
+        <w:rPr>
+          <w:rFonts w:ascii="Arial" w:hAnsi="Arial" w:cs="Arial"/>
+          <w:sz w:val="24"/>
+          <w:szCs w:val="24"/>
+          <w:lang w:val="es-MX"/>
+        </w:rPr>
+      </w:pPr>
+      <w:r>
+        <w:rPr>
+          <w:rFonts w:ascii="Arial" w:hAnsi="Arial" w:cs="Arial"/>
+          <w:sz w:val="24"/>
+          <w:szCs w:val="24"/>
+          <w:lang w:val="es-MX"/>
+        </w:rPr>
+        <w:drawing>
+          <wp:inline distT="0" distB="0" distL="0" distR="0" wp14:anchorId="5CB5C3AE" wp14:editId="3107331B">
+            <wp:extent cx="5400040" cy="4594860"/>
+            <wp:effectExtent l="0" t="0" r="0" b="0"/>
+            <wp:docPr id="1305265581" name="Imagen 1"/>
+            <wp:cNvGraphicFramePr>
+              <a:graphicFrameLocks xmlns:a="http://schemas.openxmlformats.org/drawingml/2006/main" noChangeAspect="1"/>
+            </wp:cNvGraphicFramePr>
+            <a:graphic xmlns:a="http://schemas.openxmlformats.org/drawingml/2006/main">
+              <a:graphicData uri="http://schemas.openxmlformats.org/drawingml/2006/picture">
+                <pic:pic xmlns:pic="http://schemas.openxmlformats.org/drawingml/2006/picture">
+                  <pic:nvPicPr>
+                    <pic:cNvPr id="1305265581" name=""/>
+                    <pic:cNvPicPr/>
+                  </pic:nvPicPr>
+                  <pic:blipFill>
+                    <a:blip r:embed="rId5"/>
+                    <a:stretch>
+                      <a:fillRect/>
+                    </a:stretch>
+                  </pic:blipFill>
+                  <pic:spPr>
+                    <a:xfrm>
+                      <a:off x="0" y="0"/>
+                      <a:ext cx="5400040" cy="4594860"/>
+                    </a:xfrm>
+                    <a:prstGeom prst="rect">
+                      <a:avLst/>
+                    </a:prstGeom>
+                  </pic:spPr>
+                </pic:pic>
+              </a:graphicData>
+            </a:graphic>
+          </wp:inline>
+        </w:drawing>
+      </w:r>
+    </w:p>
+    <w:p>
+      <w:pPr>
+        <w:jc w:val="both"/>
+        <w:rPr>
+          <w:rFonts w:ascii="Arial" w:hAnsi="Arial" w:cs="Arial"/>
+          <w:sz w:val="24"/>
+          <w:szCs w:val="24"/>
+          <w:lang w:val="es-MX"/>
+        </w:rPr>
+      </w:pPr>
+    </w:p>
+    <w:p>
+      <w:pPr>
+        <w:jc w:val="both"/>
+        <w:rPr>
+          <w:rFonts w:ascii="Arial" w:hAnsi="Arial" w:cs="Arial"/>
+          <w:sz w:val="24"/>
+          <w:szCs w:val="24"/>
+          <w:lang w:val="es-MX"/>
+        </w:rPr>
+      </w:pPr>
+    </w:p>
+    <w:p>
+      <w:pPr>
+        <w:jc w:val="both"/>
+        <w:rPr>
+          <w:rFonts w:ascii="Arial" w:hAnsi="Arial" w:cs="Arial"/>
+          <w:b/>
+          <w:bCs/>
+          <w:color w:val="EE0000"/>
+          <w:sz w:val="24"/>
+          <w:szCs w:val="24"/>
+          <w:lang w:val="es-MX"/>
+        </w:rPr>
+      </w:pPr>
+      <w:r>
+        <w:rPr>
+          <w:rFonts w:ascii="Arial" w:hAnsi="Arial" w:cs="Arial"/>
+          <w:b/>
+          <w:bCs/>
+          <w:color w:val="EE0000"/>
+          <w:sz w:val="24"/>
+          <w:szCs w:val="24"/>
+          <w:lang w:val="es-MX"/>
+        </w:rPr>
+        <w:lastRenderedPageBreak/>
+        <w:t>Memoria RAM</w:t>
+      </w:r>
+    </w:p>
+    <w:p>
+      <w:pPr>
+        <w:jc w:val="both"/>
+        <w:rPr>
+          <w:rFonts w:ascii="Arial" w:hAnsi="Arial" w:cs="Arial"/>
+          <w:sz w:val="24"/>
+          <w:szCs w:val="24"/>
+          <w:lang w:val="es-MX"/>
+        </w:rPr>
+      </w:pPr>
+      <w:r>
+        <w:rPr>
+          <w:rFonts w:ascii="Arial" w:hAnsi="Arial" w:cs="Arial"/>
+          <w:sz w:val="24"/>
+          <w:szCs w:val="24"/>
+          <w:lang w:val="es-MX"/>
+        </w:rPr>
+        <w:drawing>
+          <wp:inline distT="0" distB="0" distL="0" distR="0" wp14:anchorId="533E3961" wp14:editId="4A4DEB96">
+            <wp:extent cx="5400040" cy="3312160"/>
+            <wp:effectExtent l="0" t="0" r="0" b="2540"/>
+            <wp:docPr id="168275548" name="Imagen 1"/>
+            <wp:cNvGraphicFramePr>
+              <a:graphicFrameLocks xmlns:a="http://schemas.openxmlformats.org/drawingml/2006/main" noChangeAspect="1"/>
+            </wp:cNvGraphicFramePr>
+            <a:graphic xmlns:a="http://schemas.openxmlformats.org/drawingml/2006/main">
+              <a:graphicData uri="http://schemas.openxmlformats.org/drawingml/2006/picture">
+                <pic:pic xmlns:pic="http://schemas.openxmlformats.org/drawingml/2006/picture">
+                  <pic:nvPicPr>
+                    <pic:cNvPr id="168275548" name=""/>
+                    <pic:cNvPicPr/>
+                  </pic:nvPicPr>
+                  <pic:blipFill>
+                    <a:blip r:embed="rId6"/>
+                    <a:stretch>
+                      <a:fillRect/>
+                    </a:stretch>
+                  </pic:blipFill>
+                  <pic:spPr>
+                    <a:xfrm>
+                      <a:off x="0" y="0"/>
+                      <a:ext cx="5400040" cy="3312160"/>
+                    </a:xfrm>
+                    <a:prstGeom prst="rect">
+                      <a:avLst/>
+                    </a:prstGeom>
+                  </pic:spPr>
+                </pic:pic>
+              </a:graphicData>
+            </a:graphic>
+          </wp:inline>
+        </w:drawing>
+      </w:r>
+    </w:p>
+    <w:p>
+      <w:pPr>
+        <w:jc w:val="both"/>
+        <w:rPr>
+          <w:rFonts w:ascii="Arial" w:hAnsi="Arial" w:cs="Arial"/>
+          <w:sz w:val="24"/>
+          <w:szCs w:val="24"/>
+          <w:lang w:val="es-MX"/>
+        </w:rPr>
+      </w:pPr>
+    </w:p>
+    <w:p>
+      <w:pPr>
+        <w:jc w:val="both"/>
+        <w:rPr>
+          <w:rFonts w:ascii="Arial" w:hAnsi="Arial" w:cs="Arial"/>
+          <w:b/>
+          <w:bCs/>
+          <w:color w:val="EE0000"/>
+          <w:sz w:val="24"/>
+          <w:szCs w:val="24"/>
+          <w:lang w:val="es-MX"/>
+        </w:rPr>
+      </w:pPr>
+      <w:r>
+        <w:rPr>
+          <w:rFonts w:ascii="Arial" w:hAnsi="Arial" w:cs="Arial"/>
+          <w:b/>
+          <w:bCs/>
+          <w:color w:val="EE0000"/>
+          <w:sz w:val="24"/>
+          <w:szCs w:val="24"/>
+          <w:lang w:val="es-MX"/>
+        </w:rPr>
+        <w:t>Disco de Almacenamiento</w:t>
+      </w:r>
+    </w:p>
+    <w:p>
+      <w:pPr>
+        <w:jc w:val="both"/>
+        <w:rPr>
+          <w:rFonts w:ascii="Arial" w:hAnsi="Arial" w:cs="Arial"/>
+          <w:sz w:val="24"/>
+          <w:szCs w:val="24"/>
+          <w:lang w:val="es-MX"/>
+        </w:rPr>
+      </w:pPr>
+      <w:r>
+        <w:rPr>
+          <w:rFonts w:ascii="Arial" w:hAnsi="Arial" w:cs="Arial"/>
+          <w:sz w:val="24"/>
+          <w:szCs w:val="24"/>
+          <w:lang w:val="es-MX"/>
+        </w:rPr>
+        <w:drawing>
+          <wp:inline distT="0" distB="0" distL="0" distR="0" wp14:anchorId="42B7EFDA" wp14:editId="75FF523D">
+            <wp:extent cx="5400040" cy="3416935"/>
+            <wp:effectExtent l="0" t="0" r="0" b="0"/>
+            <wp:docPr id="772041584" name="Imagen 1"/>
+            <wp:cNvGraphicFramePr>
+              <a:graphicFrameLocks xmlns:a="http://schemas.openxmlformats.org/drawingml/2006/main" noChangeAspect="1"/>
+            </wp:cNvGraphicFramePr>
+            <a:graphic xmlns:a="http://schemas.openxmlformats.org/drawingml/2006/main">
+              <a:graphicData uri="http://schemas.openxmlformats.org/drawingml/2006/picture">
+                <pic:pic xmlns:pic="http://schemas.openxmlformats.org/drawingml/2006/picture">
+                  <pic:nvPicPr>
+                    <pic:cNvPr id="772041584" name=""/>
+                    <pic:cNvPicPr/>
+                  </pic:nvPicPr>
+                  <pic:blipFill>
+                    <a:blip r:embed="rId7"/>
+                    <a:stretch>
+                      <a:fillRect/>
+                    </a:stretch>
+                  </pic:blipFill>
+                  <pic:spPr>
+                    <a:xfrm>
+                      <a:off x="0" y="0"/>
+                      <a:ext cx="5400040" cy="3416935"/>
+                    </a:xfrm>
+                    <a:prstGeom prst="rect">
+                      <a:avLst/>
+                    </a:prstGeom>
+                  </pic:spPr>
+                </pic:pic>
+              </a:graphicData>
+            </a:graphic>
+          </wp:inline>
+        </w:drawing>
+      </w:r>
+    </w:p>
+    <w:p>
+      <w:pPr>
+        <w:jc w:val="both"/>
+        <w:rPr>
+          <w:rFonts w:ascii="Arial" w:hAnsi="Arial" w:cs="Arial"/>
+          <w:sz w:val="24"/>
+          <w:szCs w:val="24"/>
+          <w:lang w:val="es-MX"/>
+        </w:rPr>
+      </w:pPr>
+    </w:p>
+    <w:p>
+      <w:pPr>
+        <w:jc w:val="both"/>
+        <w:rPr>
+          <w:rFonts w:ascii="Arial" w:hAnsi="Arial" w:cs="Arial"/>
+          <w:sz w:val="24"/>
+          <w:szCs w:val="24"/>
+          <w:lang w:val="es-MX"/>
+        </w:rPr>
+      </w:pPr>
+    </w:p>
+    <w:p>
+      <w:pPr>
+        <w:jc w:val="both"/>
+        <w:rPr>
+          <w:rFonts w:ascii="Arial" w:hAnsi="Arial" w:cs="Arial"/>
+          <w:sz w:val="24"/>
+          <w:szCs w:val="24"/>
+          <w:lang w:val="es-MX"/>
+        </w:rPr>
+      </w:pPr>
+    </w:p>
+    <w:p>
+      <w:pPr>
+        <w:jc w:val="both"/>
+        <w:rPr>
+          <w:rFonts w:ascii="Arial" w:hAnsi="Arial" w:cs="Arial"/>
+          <w:sz w:val="24"/>
+          <w:szCs w:val="24"/>
+          <w:lang w:val="es-MX"/>
+        </w:rPr>
+      </w:pPr>
+    </w:p>
+    <w:p>
+      <w:pPr>
+        <w:jc w:val="both"/>
+        <w:rPr>
+          <w:rFonts w:ascii="Arial" w:hAnsi="Arial" w:cs="Arial"/>
+          <w:sz w:val="24"/>
+          <w:szCs w:val="24"/>
+          <w:lang w:val="es-MX"/>
+        </w:rPr>
+      </w:pPr>
+    </w:p>
+    <w:p>
+      <w:pPr>
+        <w:jc w:val="both"/>
+        <w:rPr>
+          <w:rFonts w:ascii="Arial" w:hAnsi="Arial" w:cs="Arial"/>
+          <w:sz w:val="24"/>
+          <w:szCs w:val="24"/>
+          <w:lang w:val="es-MX"/>
+        </w:rPr>
+      </w:pPr>
+    </w:p>
+    <w:p>
+      <w:pPr>
+        <w:jc w:val="both"/>
+        <w:rPr>
+          <w:rFonts w:ascii="Arial" w:hAnsi="Arial" w:cs="Arial"/>
+          <w:sz w:val="24"/>
+          <w:szCs w:val="24"/>
+          <w:lang w:val="es-MX"/>
+        </w:rPr>
+      </w:pPr>
+    </w:p>
+    <w:p>
+      <w:pPr>
+        <w:jc w:val="both"/>
+        <w:rPr>
+          <w:rFonts w:ascii="Arial" w:hAnsi="Arial" w:cs="Arial"/>
+          <w:sz w:val="24"/>
+          <w:szCs w:val="24"/>
+          <w:lang w:val="es-MX"/>
+        </w:rPr>
+      </w:pPr>
+    </w:p>
+    <w:p>
+      <w:pPr>
+        <w:jc w:val="both"/>
+        <w:rPr>
+          <w:rFonts w:ascii="Arial" w:hAnsi="Arial" w:cs="Arial"/>
+          <w:b/>
+          <w:bCs/>
+          <w:color w:val="EE0000"/>
+          <w:sz w:val="24"/>
+          <w:szCs w:val="24"/>
+          <w:lang w:val="es-MX"/>
+        </w:rPr>
+      </w:pPr>
+      <w:r>
+        <w:rPr>
+          <w:rFonts w:ascii="Arial" w:hAnsi="Arial" w:cs="Arial"/>
+          <w:b/>
+          <w:bCs/>
+          <w:color w:val="EE0000"/>
+          <w:sz w:val="24"/>
+          <w:szCs w:val="24"/>
+          <w:lang w:val="es-MX"/>
+        </w:rPr>
+        <w:lastRenderedPageBreak/>
+        <w:t>Placa de Video</w:t>
+      </w:r>
+    </w:p>
+    <w:p>
+      <w:pPr>
+        <w:jc w:val="both"/>
+        <w:rPr>
+          <w:rFonts w:ascii="Arial" w:hAnsi="Arial" w:cs="Arial"/>
+          <w:sz w:val="24"/>
+          <w:szCs w:val="24"/>
+          <w:lang w:val="es-MX"/>
+        </w:rPr>
+      </w:pPr>
+      <w:r>
+        <w:rPr>
+          <w:rFonts w:ascii="Arial" w:hAnsi="Arial" w:cs="Arial"/>
+          <w:sz w:val="24"/>
+          <w:szCs w:val="24"/>
+          <w:lang w:val="es-MX"/>
+        </w:rPr>
+        <w:drawing>
+          <wp:inline distT="0" distB="0" distL="0" distR="0" wp14:anchorId="5A5B54AA" wp14:editId="2C41274D">
+            <wp:extent cx="5400040" cy="2009775"/>
+            <wp:effectExtent l="0" t="0" r="0" b="9525"/>
+            <wp:docPr id="1730376022" name="Imagen 1"/>
+            <wp:cNvGraphicFramePr>
+              <a:graphicFrameLocks xmlns:a="http://schemas.openxmlformats.org/drawingml/2006/main" noChangeAspect="1"/>
+            </wp:cNvGraphicFramePr>
+            <a:graphic xmlns:a="http://schemas.openxmlformats.org/drawingml/2006/main">
+              <a:graphicData uri="http://schemas.openxmlformats.org/drawingml/2006/picture">
+                <pic:pic xmlns:pic="http://schemas.openxmlformats.org/drawingml/2006/picture">
+                  <pic:nvPicPr>
+                    <pic:cNvPr id="1730376022" name=""/>
+                    <pic:cNvPicPr/>
+                  </pic:nvPicPr>
+                  <pic:blipFill>
+                    <a:blip r:embed="rId8"/>
+                    <a:stretch>
+                      <a:fillRect/>
+                    </a:stretch>
+                  </pic:blipFill>
+                  <pic:spPr>
+                    <a:xfrm>
+                      <a:off x="0" y="0"/>
+                      <a:ext cx="5400040" cy="2009775"/>
+                    </a:xfrm>
+                    <a:prstGeom prst="rect">
+                      <a:avLst/>
+                    </a:prstGeom>
+                  </pic:spPr>
+                </pic:pic>
+              </a:graphicData>
+            </a:graphic>
+          </wp:inline>
+        </w:drawing>
+      </w:r>
+    </w:p>
+    <w:p>
+      <w:pPr>
+        <w:jc w:val="both"/>
+        <w:rPr>
+          <w:rFonts w:ascii="Arial" w:hAnsi="Arial" w:cs="Arial"/>
+          <w:sz w:val="24"/>
+          <w:szCs w:val="24"/>
+          <w:lang w:val="es-MX"/>
+        </w:rPr>
+      </w:pPr>
+    </w:p>
+    <w:p>
+      <w:pPr>
+        <w:jc w:val="both"/>
+        <w:rPr>
+          <w:rFonts w:ascii="Arial" w:hAnsi="Arial" w:cs="Arial"/>
+          <w:b/>
+          <w:bCs/>
+          <w:color w:val="EE0000"/>
+          <w:sz w:val="24"/>
+          <w:szCs w:val="24"/>
+          <w:lang w:val="es-MX"/>
+        </w:rPr>
+      </w:pPr>
+      <w:r>
+        <w:rPr>
+          <w:rFonts w:ascii="Arial" w:hAnsi="Arial" w:cs="Arial"/>
+          <w:b/>
+          <w:bCs/>
+          <w:color w:val="EE0000"/>
+          <w:sz w:val="24"/>
+          <w:szCs w:val="24"/>
+          <w:lang w:val="es-MX"/>
+        </w:rPr>
+        <w:t xml:space="preserve">Periférico 1 </w:t>
+      </w:r>
+    </w:p>
+    <w:p>
+      <w:pPr>
+        <w:jc w:val="both"/>
+        <w:rPr>
+          <w:rFonts w:ascii="Arial" w:hAnsi="Arial" w:cs="Arial"/>
+          <w:b/>
+          <w:bCs/>
+          <w:color w:val="0070C0"/>
+          <w:sz w:val="24"/>
+          <w:szCs w:val="24"/>
+          <w:lang w:val="es-MX"/>
+        </w:rPr>
+      </w:pPr>
+      <w:r>
+        <w:rPr>
+          <w:rFonts w:ascii="Arial" w:hAnsi="Arial" w:cs="Arial"/>
+          <w:b/>
+          <w:bCs/>
+          <w:color w:val="0070C0"/>
+          <w:sz w:val="24"/>
+          <w:szCs w:val="24"/>
+          <w:lang w:val="es-MX"/>
+        </w:rPr>
+        <w:t>Monitor</w:t>
+      </w:r>
+    </w:p>
+    <w:p>
+      <w:pPr>
+        <w:jc w:val="both"/>
+        <w:rPr>
+          <w:rFonts w:ascii="Arial" w:hAnsi="Arial" w:cs="Arial"/>
+          <w:b/>
+          <w:bCs/>
+          <w:color w:val="0070C0"/>
+          <w:sz w:val="24"/>
+          <w:szCs w:val="24"/>
+          <w:lang w:val="es-MX"/>
+        </w:rPr>
+      </w:pPr>
+      <w:r>
+        <w:rPr>
+          <w:rFonts w:ascii="Arial" w:hAnsi="Arial" w:cs="Arial"/>
+          <w:b/>
+          <w:bCs/>
+          <w:color w:val="0070C0"/>
+          <w:sz w:val="24"/>
+          <w:szCs w:val="24"/>
+          <w:lang w:val="es-MX"/>
+        </w:rPr>
+        <w:drawing>
+          <wp:inline distT="0" distB="0" distL="0" distR="0" wp14:anchorId="5125A941" wp14:editId="0B6F255C">
+            <wp:extent cx="5400040" cy="4483735"/>
+            <wp:effectExtent l="0" t="0" r="0" b="0"/>
+            <wp:docPr id="399146608" name="Imagen 1"/>
+            <wp:cNvGraphicFramePr>
+              <a:graphicFrameLocks xmlns:a="http://schemas.openxmlformats.org/drawingml/2006/main" noChangeAspect="1"/>
+            </wp:cNvGraphicFramePr>
+            <a:graphic xmlns:a="http://schemas.openxmlformats.org/drawingml/2006/main">
+              <a:graphicData uri="http://schemas.openxmlformats.org/drawingml/2006/picture">
+                <pic:pic xmlns:pic="http://schemas.openxmlformats.org/drawingml/2006/picture">
+                  <pic:nvPicPr>
+                    <pic:cNvPr id="399146608" name=""/>
+                    <pic:cNvPicPr/>
+                  </pic:nvPicPr>
+                  <pic:blipFill>
+                    <a:blip r:embed="rId9"/>
+                    <a:stretch>
+                      <a:fillRect/>
+                    </a:stretch>
+                  </pic:blipFill>
+                  <pic:spPr>
+                    <a:xfrm>
+                      <a:off x="0" y="0"/>
+                      <a:ext cx="5400040" cy="4483735"/>
+                    </a:xfrm>
+                    <a:prstGeom prst="rect">
+                      <a:avLst/>
+                    </a:prstGeom>
+                  </pic:spPr>
+                </pic:pic>
+              </a:graphicData>
+            </a:graphic>
+          </wp:inline>
+        </w:drawing>
+      </w:r>
+    </w:p>
+    <w:p>
+      <w:pPr>
+        <w:jc w:val="both"/>
+        <w:rPr>
+          <w:rFonts w:ascii="Arial" w:hAnsi="Arial" w:cs="Arial"/>
+          <w:b/>
+          <w:bCs/>
+          <w:color w:val="0070C0"/>
+          <w:sz w:val="24"/>
+          <w:szCs w:val="24"/>
+          <w:lang w:val="es-MX"/>
+        </w:rPr>
+      </w:pPr>
+    </w:p>
+    <w:p>
+      <w:pPr>
+        <w:jc w:val="both"/>
+        <w:rPr>
+          <w:rFonts w:ascii="Arial" w:hAnsi="Arial" w:cs="Arial"/>
+          <w:b/>
+          <w:bCs/>
+          <w:color w:val="0070C0"/>
+          <w:sz w:val="24"/>
+          <w:szCs w:val="24"/>
+          <w:lang w:val="es-MX"/>
+        </w:rPr>
+      </w:pPr>
+    </w:p>
+    <w:p>
+      <w:pPr>
+        <w:jc w:val="both"/>
+        <w:rPr>
+          <w:rFonts w:ascii="Arial" w:hAnsi="Arial" w:cs="Arial"/>
+          <w:b/>
+          <w:bCs/>
+          <w:color w:val="0070C0"/>
+          <w:sz w:val="24"/>
+          <w:szCs w:val="24"/>
+          <w:lang w:val="es-MX"/>
+        </w:rPr>
+      </w:pPr>
+    </w:p>
+    <w:p>
+      <w:pPr>
+        <w:jc w:val="both"/>
+        <w:rPr>
+          <w:rFonts w:ascii="Arial" w:hAnsi="Arial" w:cs="Arial"/>
+          <w:b/>
+          <w:bCs/>
+          <w:color w:val="0070C0"/>
+          <w:sz w:val="24"/>
+          <w:szCs w:val="24"/>
+          <w:lang w:val="es-MX"/>
+        </w:rPr>
+      </w:pPr>
+    </w:p>
+    <w:p>
+      <w:pPr>
+        <w:jc w:val="both"/>
+        <w:rPr>
+          <w:rFonts w:ascii="Arial" w:hAnsi="Arial" w:cs="Arial"/>
+          <w:b/>
+          <w:bCs/>
+          <w:color w:val="0070C0"/>
+          <w:sz w:val="24"/>
+          <w:szCs w:val="24"/>
+          <w:lang w:val="es-MX"/>
+        </w:rPr>
+      </w:pPr>
+    </w:p>
+    <w:p>
+      <w:pPr>
+        <w:jc w:val="both"/>
+        <w:rPr>
+          <w:rFonts w:ascii="Arial" w:hAnsi="Arial" w:cs="Arial"/>
+          <w:b/>
+          <w:bCs/>
+          <w:color w:val="0070C0"/>
+          <w:sz w:val="24"/>
+          <w:szCs w:val="24"/>
+          <w:lang w:val="es-MX"/>
+        </w:rPr>
+      </w:pPr>
+    </w:p>
+    <w:p>
+      <w:pPr>
+        <w:jc w:val="both"/>
+        <w:rPr>
+          <w:rFonts w:ascii="Arial" w:hAnsi="Arial" w:cs="Arial"/>
+          <w:b/>
+          <w:bCs/>
+          <w:color w:val="0070C0"/>
+          <w:sz w:val="24"/>
+          <w:szCs w:val="24"/>
+          <w:lang w:val="es-MX"/>
+        </w:rPr>
+      </w:pPr>
+    </w:p>
+    <w:p>
+      <w:pPr>
+        <w:jc w:val="both"/>
+        <w:rPr>
+          <w:rFonts w:ascii="Arial" w:hAnsi="Arial" w:cs="Arial"/>
+          <w:b/>
+          <w:bCs/>
+          <w:color w:val="EE0000"/>
+          <w:sz w:val="24"/>
+          <w:szCs w:val="24"/>
+          <w:lang w:val="es-MX"/>
+        </w:rPr>
+      </w:pPr>
+      <w:r>
+        <w:rPr>
+          <w:rFonts w:ascii="Arial" w:hAnsi="Arial" w:cs="Arial"/>
+          <w:b/>
+          <w:bCs/>
+          <w:color w:val="EE0000"/>
+          <w:sz w:val="24"/>
+          <w:szCs w:val="24"/>
+          <w:lang w:val="es-MX"/>
+        </w:rPr>
+        <w:lastRenderedPageBreak/>
+        <w:t>Periférico 2</w:t>
+      </w:r>
+    </w:p>
+    <w:p>
+      <w:pPr>
+        <w:jc w:val="both"/>
+        <w:rPr>
+          <w:rFonts w:ascii="Arial" w:hAnsi="Arial" w:cs="Arial"/>
+          <w:b/>
+          <w:bCs/>
+          <w:color w:val="0070C0"/>
+          <w:sz w:val="24"/>
+          <w:szCs w:val="24"/>
+          <w:lang w:val="es-MX"/>
+        </w:rPr>
+      </w:pPr>
+      <w:r>
+        <w:rPr>
+          <w:rFonts w:ascii="Arial" w:hAnsi="Arial" w:cs="Arial"/>
+          <w:b/>
+          <w:bCs/>
+          <w:color w:val="0070C0"/>
+          <w:sz w:val="24"/>
+          <w:szCs w:val="24"/>
+          <w:lang w:val="es-MX"/>
+        </w:rPr>
+        <w:t>Combo Teclado / Mouse</w:t>
+      </w:r>
+    </w:p>
+    <w:p>
+      <w:pPr>
+        <w:jc w:val="both"/>
+        <w:rPr>
+          <w:rFonts w:ascii="Arial" w:hAnsi="Arial" w:cs="Arial"/>
+          <w:b/>
+          <w:bCs/>
+          <w:color w:val="0070C0"/>
+          <w:sz w:val="24"/>
+          <w:szCs w:val="24"/>
+          <w:lang w:val="es-MX"/>
+        </w:rPr>
+      </w:pPr>
+      <w:r>
+        <w:rPr>
+          <w:rFonts w:ascii="Arial" w:hAnsi="Arial" w:cs="Arial"/>
+          <w:b/>
+          <w:bCs/>
+          <w:color w:val="0070C0"/>
+          <w:sz w:val="24"/>
+          <w:szCs w:val="24"/>
+          <w:lang w:val="es-MX"/>
+        </w:rPr>
+        <w:drawing>
+          <wp:inline distT="0" distB="0" distL="0" distR="0" wp14:anchorId="11C1421F" wp14:editId="3E1257D5">
+            <wp:extent cx="5249008" cy="4696480"/>
+            <wp:effectExtent l="0" t="0" r="8890" b="8890"/>
+            <wp:docPr id="1030870575" name="Imagen 1"/>
+            <wp:cNvGraphicFramePr>
+              <a:graphicFrameLocks xmlns:a="http://schemas.openxmlformats.org/drawingml/2006/main" noChangeAspect="1"/>
+            </wp:cNvGraphicFramePr>
+            <a:graphic xmlns:a="http://schemas.openxmlformats.org/drawingml/2006/main">
+              <a:graphicData uri="http://schemas.openxmlformats.org/drawingml/2006/picture">
+                <pic:pic xmlns:pic="http://schemas.openxmlformats.org/drawingml/2006/picture">
+                  <pic:nvPicPr>
+                    <pic:cNvPr id="1030870575" name=""/>
+                    <pic:cNvPicPr/>
+                  </pic:nvPicPr>
+                  <pic:blipFill>
+                    <a:blip r:embed="rId10"/>
+                    <a:stretch>
+                      <a:fillRect/>
+                    </a:stretch>
+                  </pic:blipFill>
+                  <pic:spPr>
+                    <a:xfrm>
+                      <a:off x="0" y="0"/>
+                      <a:ext cx="5249008" cy="4696480"/>
+                    </a:xfrm>
+                    <a:prstGeom prst="rect">
+                      <a:avLst/>
+                    </a:prstGeom>
+                  </pic:spPr>
+                </pic:pic>
+              </a:graphicData>
+            </a:graphic>
+          </wp:inline>
+        </w:drawing>
+      </w:r>
+    </w:p>
     <w:sectPr>
       <w:pgSz w:w="11906" w:h="16838"/>
-      <w:pgMar w:top="1417" w:right="1701" w:bottom="1417" w:left="1701" w:header="708" w:footer="708" w:gutter="0"/>
+      <w:pgMar w:top="709" w:right="1701" w:bottom="284" w:left="1701" w:header="708" w:footer="708" w:gutter="0"/>
       <w:cols w:space="708"/>
       <w:docGrid w:linePitch="360"/>
     </w:sectPr>
@@ -2023,6 +2937,7 @@
   <w:style w:type="character" w:default="1" w:styleId="Fuentedeprrafopredeter">
     <w:name w:val="Default Paragraph Font"/>
     <w:uiPriority w:val="1"/>
+    <w:semiHidden/>
     <w:unhideWhenUsed/>
   </w:style>
   <w:style w:type="table" w:default="1" w:styleId="Tablanormal">
